--- a/proba-legal/pravovaya-informaciya.docx
+++ b/proba-legal/pravovaya-informaciya.docx
@@ -178,7 +178,7 @@
         <w:t xml:space="preserve"> </w:t>
       </w:r>
       <w:r>
-        <w:t xml:space="preserve">633203, Новосибирская область, г. Искитим, мкр Индустриальный, 35, 36</w:t>
+        <w:t xml:space="preserve">Новосибирск, Академгородок, Технопарк</w:t>
       </w:r>
       <w:r>
         <w:t xml:space="preserve"> </w:t>
@@ -194,7 +194,7 @@
           <w:rPr>
             <w:rStyle w:val="Hyperlink"/>
           </w:rPr>
-          <w:t xml:space="preserve">I.koptelin@yandex.ru</w:t>
+          <w:t xml:space="preserve">i.koptelin@proba-lab.ru</w:t>
         </w:r>
       </w:hyperlink>
     </w:p>

--- a/proba-legal/pravovaya-informaciya.docx
+++ b/proba-legal/pravovaya-informaciya.docx
@@ -184,7 +184,7 @@
         <w:t xml:space="preserve"> </w:t>
       </w:r>
       <w:r>
-        <w:t xml:space="preserve">+7 999 466-22-79 ·</w:t>
+        <w:t xml:space="preserve">+7 981 100-28-48 ·</w:t>
       </w:r>
       <w:r>
         <w:t xml:space="preserve"> </w:t>
